--- a/docs/paper/PRAXIS_IEEE.docx
+++ b/docs/paper/PRAXIS_IEEE.docx
@@ -1520,7 +1520,7 @@
         <w:keepNext/>
       </w:pPr>
       <w:r>
-        <w:t>Ablations on the test split. Each row disables exactly one mechanism.</w:t>
+        <w:t>Decision-level ablations on the test split. Each row disables one mechanism; the gate acts on wording, so Section VIII-A tests it.</w:t>
       </w:r>
     </w:p>
     <w:tbl>
@@ -2679,7 +2679,7 @@
         <w:pStyle w:val="BodyText"/>
       </w:pPr>
       <w:r>
-        <w:t>This qualifies the architecture's central promise: an out-of-scope question is not unsupportable, it is answerable about something else, and the grounding makes the irrelevant answer more convincing rather than less. A relevance check between the resolved goal and the question, independent of the evidence gate, is the remedy and is not yet implemented.</w:t>
+        <w:t>This qualifies the architecture's central promise: an out-of-scope question is not unsupportable, it is answerable about something else, and the grounding makes the irrelevant answer more convincing rather than less. The remedy is a relevance check independent of the evidence gate, which this configuration has no way to express: selecting a goal by nearest neighbour always returns one.</w:t>
       </w:r>
     </w:p>
     <w:p>
@@ -3135,7 +3135,7 @@
         <w:keepNext/>
       </w:pPr>
       <w:r>
-        <w:t>Refuted-claim rate by claim type, with the unverifiable claims counted separately.</w:t>
+        <w:t>Refuted-claim rate by claim type, over all n of that type; unverifiable claims counted apart.</w:t>
       </w:r>
     </w:p>
     <w:tbl>
@@ -3512,7 +3512,7 @@
         <w:pStyle w:val="BodyText"/>
       </w:pPr>
       <w:r>
-        <w:t>Two findings temper this. The parser configuration's perfect selective accuracy on the test split does not transfer to unseen worlds, and the system does not recognise questions its rule base does not cover — a failure verification is structurally unable to catch, because relevance is not support.</w:t>
+        <w:t>Two findings temper this. The parser configuration's perfect selective accuracy on the test split does not transfer to unseen worlds, and the LLM-free configuration does not recognise questions its rule base does not cover — a failure verification is structurally unable to catch, because relevance is not support.</w:t>
       </w:r>
     </w:p>
     <w:p>
@@ -3528,7 +3528,7 @@
         <w:pStyle w:val="BodyText"/>
       </w:pPr>
       <w:r>
-        <w:t>Future work is a relevance gate separate from the evidence gate, an independently authored evaluation, a single-stack measurement of the capability effect noted in Section XII, and raising coverage in Study II without reintroducing unsupported claims.</w:t>
+        <w:t>Future work is a relevance gate for the LLM-free configuration, which needs goal selection to have a null option it currently lacks, an independently authored evaluation, a single-stack measurement of the capability effect noted in Section XII, and raising coverage in Study II without reintroducing unsupported claims.</w:t>
       </w:r>
     </w:p>
     <w:p>

--- a/docs/paper/PRAXIS_IEEE.docx
+++ b/docs/paper/PRAXIS_IEEE.docx
@@ -93,7 +93,7 @@
         <w:pStyle w:val="Abstract"/>
       </w:pPr>
       <w:r>
-        <w:t>Abstract—Retrieval grounds a language model in documents but does not stop it asserting things the documents do not support. We present PRAXIS, a neuro-symbolic architecture in which a language model is never the authority for a decision: a neural encoder interprets the question, a three-valued symbolic reasoner applies versioned business rules to authorized records, and a suite of 11 deterministic checks gates the answer before release. The decision path contains no language model at all. On 255 held-out questions over five generated enterprise worlds it answers 0.796 correctly at a hallucination rate of 0.149 with 0.943 coverage, against 0.200 and 0.302 for the same corpus retrieved and answered by a 7B instruction-tuned model, and 0.247 and 0.282 when that model checks its own draft. Using the model only as a semantic parser reaches 0.945 accuracy and a selective accuracy of 1.000. Neither transfers: on a frozen split of unseen companies accuracy falls to 0.835 and selective accuracy to 0.909. A secondary study gates a 4.3M decoder trained from random initialization: the graph refutes 0.467 of its claims, and gating leaves 0.495 coverage. We report coverage beside every accuracy so abstention is never mistaken for reliability, argue that the resulting zero refuted rate is near-tautological, and document a failure the aggregate hides: on questions no policy covers the system abstains in 0 of 15 cases, because verification establishes that a claim is supported by evidence, not that it answers the question asked.</w:t>
+        <w:t>Abstract—Retrieval grounds a language model in documents but does not stop it asserting things the documents do not support. We present PRAXIS, a neuro-symbolic architecture in which a language model is never the authority for a decision: a neural encoder interprets the question, a three-valued symbolic reasoner applies versioned business rules to authorized records, and a suite of 11 deterministic checks gates the answer before release. The decision path contains no language model. On 255 held-out questions over five generated enterprise worlds this default configuration answers 0.796 correctly at a hallucination rate of 0.149 with 0.943 coverage, against 0.200 and 0.302 for the same corpus retrieved and answered by a 7B instruction-tuned model, and 0.247 and 0.282 when that model checks its own draft. Using the model only as a semantic parser reaches 0.945 accuracy and a selective accuracy of 1.000. Neither transfers: on a frozen split of unseen companies accuracy falls to 0.835 and selective accuracy to 0.909. A secondary study gates a 4.3M decoder trained from scratch: the graph refutes 0.467 of its claims, and gating leaves 0.495 coverage. We report coverage beside every accuracy, argue the zero refuted rate is near-tautological, and document a failure the aggregate hides: on questions no policy covers the default configuration abstains in 0 of 15 cases, because verification establishes that a claim is supported by evidence, not that it answers the question asked.</w:t>
       </w:r>
     </w:p>
     <w:p>
@@ -821,7 +821,7 @@
         <w:keepNext/>
       </w:pPr>
       <w:r>
-        <w:t>Test split, 255 questions: the quantities not shown in Fig. 2. Coverage is definite answers over answerable questions; selective accuracy is correctness among definite answers; over-abstention is the share of answerable questions refused.</w:t>
+        <w:t>Test split, 255 questions: the quantities not shown in Fig. 2. Coverage is definite answers over answerable questions; selective accuracy is correctness among them; over-abstention is the answerable questions refused.</w:t>
       </w:r>
     </w:p>
     <w:tbl>

--- a/docs/paper/PRAXIS_IEEE.docx
+++ b/docs/paper/PRAXIS_IEEE.docx
@@ -93,7 +93,7 @@
         <w:pStyle w:val="Abstract"/>
       </w:pPr>
       <w:r>
-        <w:t>Abstract—Retrieval grounds a language model in documents but does not stop it asserting things the documents do not support. We present PRAXIS, a neuro-symbolic architecture in which a language model is never the authority for a decision: a neural encoder interprets the question, a three-valued symbolic reasoner applies versioned business rules to authorized records, and a suite of 11 deterministic checks gates the answer before release. The decision path contains no language model. On 255 held-out questions over five generated enterprise worlds this default configuration answers 0.796 correctly at a hallucination rate of 0.149 with 0.943 coverage, against 0.200 and 0.302 for the same corpus retrieved and answered by a 7B instruction-tuned model, and 0.247 and 0.282 when that model checks its own draft. Using the model only as a semantic parser reaches 0.945 accuracy and a selective accuracy of 1.000. Neither transfers: on a frozen split of unseen companies accuracy falls to 0.835 and selective accuracy to 0.909. A secondary study gates a 4.3M decoder trained from scratch: the graph refutes 0.467 of its claims, and gating leaves 0.495 coverage. We report coverage beside every accuracy, argue the zero refuted rate is near-tautological, and document a failure the aggregate hides: on questions no policy covers the default configuration abstains in 0 of 15 cases, because verification establishes that a claim is supported by evidence, not that it answers the question asked.</w:t>
+        <w:t>Abstract—Retrieval grounds a language model in documents but does not stop it asserting things the documents do not support. We present PRAXIS, a neuro-symbolic architecture in which a language model is never the authority for a decision: a neural encoder interprets the question, a three-valued symbolic reasoner applies versioned business rules to authorized records, and a suite of 12 deterministic checks gates the answer before release. The decision path contains no language model. On 255 held-out questions over five generated enterprise worlds this default configuration answers 0.796 correctly at a hallucination rate of 0.149 with 0.943 coverage, against 0.200 and 0.302 for the same corpus retrieved and answered by a 7B instruction-tuned model, and 0.247 and 0.282 when that model checks its own draft. Using the model only as a semantic parser reaches 0.945 accuracy and a selective accuracy of 1.000. Neither transfers: on a frozen split of unseen companies accuracy falls to 0.835 and selective accuracy to 0.909. A secondary study gates a 4.3M decoder trained from scratch: the graph refutes 0.467 of its claims, and gating leaves 0.495 coverage. We report coverage beside every accuracy, argue the zero refuted rate is near-tautological, and document a failure the aggregate hides: on questions no policy covers the default configuration abstains in 0 of 15 cases, because verification establishes that a claim is supported by evidence, not that it answers the question asked.</w:t>
       </w:r>
     </w:p>
     <w:p>
@@ -310,7 +310,7 @@
         <w:jc w:val="center"/>
       </w:pPr>
       <w:r>
-        <w:t>Architecture of PRAXIS as implemented. Diagonally hatched blocks are neural, dotted stored knowledge, solid grey symbolic, dark the release gate. The rule engine is three-valued - true, false, unknown - while verification is four-valued, since a claim may also be not checkable; the two are distinct layers. The dashed panel marks the one check that is absent: nothing tests whether the resolved goal answers the question asked, which is the failure analysed in Section X.</w:t>
+        <w:t>Architecture of PRAXIS as implemented. Diagonally hatched blocks are neural, dotted stored knowledge, solid grey symbolic, dark the release gate. The rule engine is three-valued - true, false, unknown - while verification is four-valued, since a claim may also be not checkable; the two are distinct layers. The dashed panel is the relevance check: nothing on this path tests whether the resolved goal answers the question asked, the failure analysed in Section X.</w:t>
       </w:r>
     </w:p>
     <w:p>
@@ -318,7 +318,7 @@
         <w:pStyle w:val="BodyText"/>
       </w:pPr>
       <w:r>
-        <w:t>Fig. 1 shows the implemented pipeline. The neural lane - a 33M encoder by default, or the model acting as semantic parser - yields a goal, the records referred to and any stated facts, and retrieval gathers the evidence. The symbolic lane resolves the policy version in force on the case's own date, restricts records to those the asker may see, and evaluates the rules under three-valued logic to produce an established conclusion. Claims are then extracted and checked against the evidence by the applicable members of an 11-check suite, and the release gate either publishes the answer or withholds it and reports insufficient evidence.</w:t>
+        <w:t>Fig. 1 shows the implemented pipeline. The neural lane - a 33M encoder by default, or the model acting as semantic parser - yields a goal, the records referred to and any stated facts, and retrieval gathers the evidence. The symbolic lane resolves the policy version in force on the case's own date, restricts records to those the asker may see, and evaluates the rules under three-valued logic to produce an established conclusion. Claims are then extracted and checked against the evidence by the applicable members of a 12-check suite, and the release gate either publishes the answer or withholds it and reports insufficient evidence.</w:t>
       </w:r>
     </w:p>
     <w:p>
@@ -326,7 +326,7 @@
         <w:pStyle w:val="BodyText"/>
       </w:pPr>
       <w:r>
-        <w:t>A model may phrase the conclusion but never establishes it, and its wording is checked for figures the evidence does not carry. The dashed panel records what is absent - a relevance check between the resolved goal and the question - because its absence is this architecture's sharpest failure.</w:t>
+        <w:t>A model may phrase the conclusion but never establishes it, and its wording is checked for figures the evidence does not carry. The dashed panel is a relevance check between the resolved goal and the question, which this configuration cannot express: nearest-neighbour selection always returns a goal.</w:t>
       </w:r>
     </w:p>
     <w:p>
@@ -374,7 +374,7 @@
         <w:pStyle w:val="BodyText"/>
       </w:pPr>
       <w:r>
-        <w:t>The verifier defines 11 deterministic checks - fact validity, authorization, policy applicability, policy version, symbolic provenance, calculation, supported numbers, record consistency, contradictions, answer agreement and unsupported claims. Which of them apply depends on what the case asserts, so none runs on every question: over the 255 test cases the number that runs ranges from 0 to 9, with a median of 8. The 17 cases that run none are refusals settled before there is anything to verify. An answer failing any check that did run is withheld and the system reports that it does not know. Statuses are four-valued: supported, contradicted, unverified, not checkable.</w:t>
+        <w:t>The verifier defines 12 deterministic checks - fact validity, authorization, policy applicability, policy version, symbolic provenance, calculation, supported numbers, record consistency, contradictions, answer agreement, unsupported claims and citation integrity, which no test question reaches. Which apply depends on what the case asserts, so none runs on every question: over the 255 test cases the number that runs ranges from 0 to 9, with a median of 8. The 17 cases that run none are refusals settled before there is anything to verify. An answer failing any check that did run is withheld and the system reports that it does not know. Statuses are four-valued: supported, contradicted, unverified, not checkable.</w:t>
       </w:r>
     </w:p>
     <w:p>
